--- a/01_Naskah_Utama/Proposal_Arthur_PokemonTCG.docx
+++ b/01_Naskah_Utama/Proposal_Arthur_PokemonTCG.docx
@@ -1180,7 +1180,7 @@
                 <w:b/>
                 <w:bCs/>
               </w:rPr>
-              <w:t>(Dr. Diana Frederica, S.E., M.Ak., CFP®., CHCP-A)</w:t>
+              <w:t>(Dr. Fredella Colline, S.E., M.M., CFP®, PFM, CHCP-A)</w:t>
             </w:r>
           </w:p>
           <w:p>
@@ -1189,7 +1189,7 @@
               <w:jc w:val="left"/>
             </w:pPr>
             <w:r>
-              <w:t>NIDN: 0315088201</w:t>
+              <w:t>NIDN: [NIDN_DOSEN]</w:t>
             </w:r>
           </w:p>
         </w:tc>
@@ -1713,7 +1713,7 @@
                 <w:b/>
                 <w:bCs/>
               </w:rPr>
-              <w:t>Dr. Diana Frederica, S.E., M.Ak., CFP®., CHCP-A</w:t>
+              <w:t>Dr. Fredella Colline, S.E., M.M., CFP®, PFM, CHCP-A</w:t>
             </w:r>
           </w:p>
         </w:tc>
@@ -1799,18 +1799,15 @@
         <w:ind w:left="500" w:hanging="500"/>
       </w:pPr>
       <w:r>
-        <w:t xml:space="preserve">1. </w:t>
+        <w:t>1. Dr. Fredella Colline, S.E., M.M., CFP®, PFM, CHCP-A, selaku Dosen Pembimbing Skripsi, yang telah dengan luar biasa sabar, teliti, kritis, dan penuh dedikasi meluangkan waktu serta mencurahkan tenaga dan pikiran dalam membimbing, mengarahkan, dan menyempurnakan naskah proposal ini sejak tahap awal perumusan gagasan hingga penyusunan naskah komprehensif.</w:t>
       </w:r>
       <w:r>
         <w:rPr>
           <w:b/>
           <w:bCs/>
         </w:rPr>
-        <w:t>Dr. Diana Frederica, S.E., M.Ak., CFP®., CHCP-A</w:t>
-      </w:r>
-      <w:r>
-        <w:t>, selaku Dekan Fakultas Ekonomi dan Bisnis UKRIDA sekaligus Dosen Pembimbing Skripsi, yang telah dengan luar biasa sabar, teliti, kritis, dan penuh dedikasi meluangkan waktu serta mencurahkan tenaga dan pikiran dalam membimbing, mengarahkan, dan menyempurnakan naskah proposal ini sejak tahap awal perumusan gagasan hingga penyusunan naskah komprehensif.</w:t>
-      </w:r>
+      </w:r>
+      <w:r/>
     </w:p>
     <w:p>
       <w:pPr>
@@ -2062,7 +2059,7 @@
           <w:sz w:val="20"/>
           <w:szCs w:val="20"/>
         </w:rPr>
-        <w:t>Dosen Pembimbing: Dr. Diana Frederica, S.E., M.Ak., CFP®., CHCP-A</w:t>
+        <w:t>Dosen Pembimbing: Dr. Fredella Colline, S.E., M.M., CFP®, PFM, CHCP-A</w:t>
       </w:r>
     </w:p>
     <w:p>
@@ -2500,7 +2497,7 @@
           <w:sz w:val="20"/>
           <w:szCs w:val="20"/>
         </w:rPr>
-        <w:t>Thesis Advisor: Dr. Diana Frederica, S.E., M.Ak., CFP®., CHCP-A</w:t>
+        <w:t>Thesis Advisor: Dr. Fredella Colline, S.E., M.M., CFP®, PFM, CHCP-A</w:t>
       </w:r>
     </w:p>
     <w:p>
@@ -2695,7 +2692,7 @@
                 <w:sz w:val="22"/>
                 <w:szCs w:val="22"/>
               </w:rPr>
-              <w:t>(Dr. Diana Frederica, S.E., M.Ak., CFP®., CHCP-A)</w:t>
+              <w:t>(Dr. Fredella Colline, S.E., M.M., CFP®, PFM, CHCP-A)</w:t>
             </w:r>
           </w:p>
           <w:p>
@@ -2708,7 +2705,7 @@
                 <w:sz w:val="22"/>
                 <w:szCs w:val="22"/>
               </w:rPr>
-              <w:t>NIDN: 0315088201</w:t>
+              <w:t>NIDN: [NIDN_DOSEN]</w:t>
             </w:r>
           </w:p>
         </w:tc>

--- a/01_Naskah_Utama/Proposal_Arthur_PokemonTCG.docx
+++ b/01_Naskah_Utama/Proposal_Arthur_PokemonTCG.docx
@@ -1799,15 +1799,18 @@
         <w:ind w:left="500" w:hanging="500"/>
       </w:pPr>
       <w:r>
-        <w:t>1. Dr. Fredella Colline, S.E., M.M., CFP®, PFM, CHCP-A, selaku Dosen Pembimbing Skripsi, yang telah dengan luar biasa sabar, teliti, kritis, dan penuh dedikasi meluangkan waktu serta mencurahkan tenaga dan pikiran dalam membimbing, mengarahkan, dan menyempurnakan naskah proposal ini sejak tahap awal perumusan gagasan hingga penyusunan naskah komprehensif.</w:t>
+        <w:t xml:space="preserve">1. </w:t>
       </w:r>
       <w:r>
         <w:rPr>
           <w:b/>
           <w:bCs/>
         </w:rPr>
-      </w:r>
-      <w:r/>
+        <w:t>Dr. Fredella Colline, S.E., M.M., CFP®, PFM, CHCP-A</w:t>
+      </w:r>
+      <w:r>
+        <w:t>, selaku Dosen Pembimbing Skripsi, yang telah dengan luar biasa sabar, teliti, kritis, dan penuh dedikasi meluangkan waktu serta mencurahkan tenaga dan pikiran dalam membimbing, mengarahkan, dan menyempurnakan naskah proposal ini sejak tahap awal perumusan gagasan hingga penyusunan naskah komprehensif.</w:t>
+      </w:r>
     </w:p>
     <w:p>
       <w:pPr>

--- a/01_Naskah_Utama/Proposal_Arthur_PokemonTCG.docx
+++ b/01_Naskah_Utama/Proposal_Arthur_PokemonTCG.docx
@@ -195,13 +195,18 @@
     </w:p>
     <w:p>
       <w:pPr>
-        <w:spacing w:before="0" w:after="360"/>
+        <w:pStyle w:val="Heading1"/>
+        <w:keepNext/>
+        <w:spacing w:before="0" w:after="360" w:line="360" w:lineRule="auto"/>
+        <w:ind w:firstLine="0"/>
         <w:jc w:val="center"/>
+        <w:outlineLvl w:val="0"/>
       </w:pPr>
       <w:r>
         <w:rPr>
           <w:rFonts w:ascii="Times New Roman" w:hAnsi="Times New Roman"/>
           <w:b/>
+          <w:color w:val="000000"/>
           <w:sz w:val="24"/>
         </w:rPr>
         <w:t>PERNYATAAN KEASLIAN KARYA TUGAS AKHIR</w:t>
@@ -684,13 +689,18 @@
     </w:p>
     <w:p>
       <w:pPr>
-        <w:spacing w:before="0" w:after="360"/>
+        <w:pStyle w:val="Heading1"/>
+        <w:keepNext/>
+        <w:spacing w:before="0" w:after="360" w:line="360" w:lineRule="auto"/>
+        <w:ind w:firstLine="0"/>
         <w:jc w:val="center"/>
+        <w:outlineLvl w:val="0"/>
       </w:pPr>
       <w:r>
         <w:rPr>
           <w:rFonts w:ascii="Times New Roman" w:hAnsi="Times New Roman"/>
           <w:b/>
+          <w:color w:val="000000"/>
           <w:sz w:val="24"/>
         </w:rPr>
         <w:t>HALAMAN PERSETUJUAN PROPOSAL SKRIPSI</w:t>
@@ -1120,13 +1130,18 @@
     </w:p>
     <w:p>
       <w:pPr>
-        <w:spacing w:before="0" w:after="360"/>
+        <w:pStyle w:val="Heading1"/>
+        <w:keepNext/>
+        <w:spacing w:before="0" w:after="360" w:line="360" w:lineRule="auto"/>
+        <w:ind w:firstLine="0"/>
         <w:jc w:val="center"/>
+        <w:outlineLvl w:val="0"/>
       </w:pPr>
       <w:r>
         <w:rPr>
           <w:rFonts w:ascii="Times New Roman" w:hAnsi="Times New Roman"/>
           <w:b/>
+          <w:color w:val="000000"/>
           <w:sz w:val="24"/>
         </w:rPr>
         <w:t>HALAMAN PENGESAHAN TIM PENGUJI SEMINAR PROPOSAL</w:t>
@@ -1326,13 +1341,18 @@
     </w:p>
     <w:p>
       <w:pPr>
-        <w:spacing w:before="0" w:after="360"/>
+        <w:pStyle w:val="Heading1"/>
+        <w:keepNext/>
+        <w:spacing w:before="0" w:after="360" w:line="360" w:lineRule="auto"/>
+        <w:ind w:firstLine="0"/>
         <w:jc w:val="center"/>
+        <w:outlineLvl w:val="0"/>
       </w:pPr>
       <w:r>
         <w:rPr>
           <w:rFonts w:ascii="Times New Roman" w:hAnsi="Times New Roman"/>
           <w:b/>
+          <w:color w:val="000000"/>
           <w:sz w:val="24"/>
         </w:rPr>
         <w:t>KATA PENGANTAR</w:t>
@@ -1537,13 +1557,18 @@
     </w:p>
     <w:p>
       <w:pPr>
-        <w:spacing w:before="0" w:after="240"/>
+        <w:pStyle w:val="Heading1"/>
+        <w:keepNext/>
+        <w:spacing w:before="0" w:after="360" w:line="360" w:lineRule="auto"/>
+        <w:ind w:firstLine="0"/>
         <w:jc w:val="center"/>
+        <w:outlineLvl w:val="0"/>
       </w:pPr>
       <w:r>
         <w:rPr>
           <w:rFonts w:ascii="Times New Roman" w:hAnsi="Times New Roman"/>
           <w:b/>
+          <w:color w:val="000000"/>
           <w:sz w:val="24"/>
         </w:rPr>
         <w:t>ABSTRAK</w:t>
@@ -1610,13 +1635,18 @@
     </w:p>
     <w:p>
       <w:pPr>
-        <w:spacing w:before="0" w:after="240"/>
+        <w:pStyle w:val="Heading1"/>
+        <w:keepNext/>
+        <w:spacing w:before="0" w:after="360" w:line="360" w:lineRule="auto"/>
+        <w:ind w:firstLine="0"/>
         <w:jc w:val="center"/>
+        <w:outlineLvl w:val="0"/>
       </w:pPr>
       <w:r>
         <w:rPr>
           <w:rFonts w:ascii="Times New Roman" w:hAnsi="Times New Roman"/>
           <w:b/>
+          <w:color w:val="000000"/>
           <w:sz w:val="24"/>
         </w:rPr>
         <w:t>ABSTRACT</w:t>
@@ -1684,13 +1714,18 @@
     </w:p>
     <w:p>
       <w:pPr>
-        <w:spacing w:before="0" w:after="360"/>
+        <w:pStyle w:val="Heading1"/>
+        <w:keepNext/>
+        <w:spacing w:before="0" w:after="360" w:line="360" w:lineRule="auto"/>
+        <w:ind w:firstLine="0"/>
         <w:jc w:val="center"/>
+        <w:outlineLvl w:val="0"/>
       </w:pPr>
       <w:r>
         <w:rPr>
           <w:rFonts w:ascii="Times New Roman" w:hAnsi="Times New Roman"/>
           <w:b/>
+          <w:color w:val="000000"/>
           <w:sz w:val="24"/>
         </w:rPr>
         <w:t>DAFTAR ISI</w:t>
@@ -3211,13 +3246,18 @@
     </w:p>
     <w:p>
       <w:pPr>
-        <w:spacing w:before="0" w:after="360"/>
+        <w:pStyle w:val="Heading1"/>
+        <w:keepNext/>
+        <w:spacing w:before="0" w:after="360" w:line="360" w:lineRule="auto"/>
+        <w:ind w:firstLine="0"/>
         <w:jc w:val="center"/>
+        <w:outlineLvl w:val="0"/>
       </w:pPr>
       <w:r>
         <w:rPr>
           <w:rFonts w:ascii="Times New Roman" w:hAnsi="Times New Roman"/>
           <w:b/>
+          <w:color w:val="000000"/>
           <w:sz w:val="24"/>
         </w:rPr>
         <w:t>DAFTAR TABEL</w:t>
@@ -3362,13 +3402,18 @@
     </w:p>
     <w:p>
       <w:pPr>
-        <w:spacing w:before="0" w:after="360"/>
+        <w:pStyle w:val="Heading1"/>
+        <w:keepNext/>
+        <w:spacing w:before="0" w:after="360" w:line="360" w:lineRule="auto"/>
+        <w:ind w:firstLine="0"/>
         <w:jc w:val="center"/>
+        <w:outlineLvl w:val="0"/>
       </w:pPr>
       <w:r>
         <w:rPr>
           <w:rFonts w:ascii="Times New Roman" w:hAnsi="Times New Roman"/>
           <w:b/>
+          <w:color w:val="000000"/>
           <w:sz w:val="24"/>
         </w:rPr>
         <w:t>DAFTAR GAMBAR</w:t>
@@ -3456,14 +3501,18 @@
     </w:p>
     <w:p>
       <w:pPr>
+        <w:pStyle w:val="Heading1"/>
         <w:keepNext/>
         <w:spacing w:before="0" w:after="240" w:line="360" w:lineRule="auto"/>
+        <w:ind w:firstLine="0"/>
         <w:jc w:val="center"/>
+        <w:outlineLvl w:val="0"/>
       </w:pPr>
       <w:r>
         <w:rPr>
           <w:rFonts w:ascii="Times New Roman" w:hAnsi="Times New Roman"/>
           <w:b/>
+          <w:color w:val="000000"/>
           <w:sz w:val="24"/>
         </w:rPr>
         <w:t>BAB 1 PENDAHULUAN</w:t>
@@ -3471,15 +3520,18 @@
     </w:p>
     <w:p>
       <w:pPr>
+        <w:pStyle w:val="Heading2"/>
         <w:keepNext/>
         <w:spacing w:before="240" w:after="120" w:line="360" w:lineRule="auto"/>
         <w:ind w:firstLine="0"/>
         <w:jc w:val="left"/>
+        <w:outlineLvl w:val="1"/>
       </w:pPr>
       <w:r>
         <w:rPr>
           <w:rFonts w:ascii="Times New Roman" w:hAnsi="Times New Roman"/>
           <w:b/>
+          <w:color w:val="000000"/>
           <w:sz w:val="24"/>
         </w:rPr>
         <w:t>1.1 Latar Belakang Penelitian</w:t>
@@ -5426,15 +5478,18 @@
     </w:p>
     <w:p>
       <w:pPr>
+        <w:pStyle w:val="Heading2"/>
         <w:keepNext/>
         <w:spacing w:before="240" w:after="120" w:line="360" w:lineRule="auto"/>
         <w:ind w:firstLine="0"/>
         <w:jc w:val="left"/>
+        <w:outlineLvl w:val="1"/>
       </w:pPr>
       <w:r>
         <w:rPr>
           <w:rFonts w:ascii="Times New Roman" w:hAnsi="Times New Roman"/>
           <w:b/>
+          <w:color w:val="000000"/>
           <w:sz w:val="24"/>
         </w:rPr>
         <w:t>1.2 Perumusan Masalah</w:t>
@@ -5606,15 +5661,213 @@
     </w:p>
     <w:p>
       <w:pPr>
+        <w:spacing w:before="0" w:after="40" w:line="360" w:lineRule="auto"/>
+        <w:ind w:left="709" w:hanging="227"/>
+        <w:jc w:val="both"/>
+      </w:pPr>
+      <w:r>
+        <w:rPr>
+          <w:b/>
+        </w:rPr>
+        <w:t xml:space="preserve">•  </w:t>
+      </w:r>
+      <w:r>
+        <w:rPr>
+          <w:rFonts w:ascii="Times New Roman" w:hAnsi="Times New Roman"/>
+          <w:sz w:val="24"/>
+        </w:rPr>
+        <w:t xml:space="preserve">Apakah </w:t>
+      </w:r>
+      <w:r>
+        <w:rPr>
+          <w:rFonts w:ascii="Times New Roman" w:hAnsi="Times New Roman"/>
+          <w:i/>
+          <w:sz w:val="24"/>
+        </w:rPr>
+        <w:t>Self-Control</w:t>
+      </w:r>
+      <w:r>
+        <w:rPr>
+          <w:rFonts w:ascii="Times New Roman" w:hAnsi="Times New Roman"/>
+          <w:sz w:val="24"/>
+        </w:rPr>
+        <w:t xml:space="preserve"> memoderasi pengaruh </w:t>
+      </w:r>
+      <w:r>
+        <w:rPr>
+          <w:rFonts w:ascii="Times New Roman" w:hAnsi="Times New Roman"/>
+          <w:i/>
+          <w:sz w:val="24"/>
+        </w:rPr>
+        <w:t>Hedonic Motivation</w:t>
+      </w:r>
+      <w:r>
+        <w:rPr>
+          <w:rFonts w:ascii="Times New Roman" w:hAnsi="Times New Roman"/>
+          <w:sz w:val="24"/>
+        </w:rPr>
+        <w:t xml:space="preserve"> terhadap </w:t>
+      </w:r>
+      <w:r>
+        <w:rPr>
+          <w:rFonts w:ascii="Times New Roman" w:hAnsi="Times New Roman"/>
+          <w:i/>
+          <w:sz w:val="24"/>
+        </w:rPr>
+        <w:t>Impulsive Buying</w:t>
+      </w:r>
+      <w:r>
+        <w:rPr>
+          <w:rFonts w:ascii="Times New Roman" w:hAnsi="Times New Roman"/>
+          <w:sz w:val="24"/>
+        </w:rPr>
+        <w:t xml:space="preserve"> booster pack kartu Pokémon TCG?</w:t>
+      </w:r>
+    </w:p>
+    <w:p>
+      <w:pPr>
+        <w:spacing w:before="0" w:after="40" w:line="360" w:lineRule="auto"/>
+        <w:ind w:left="709" w:hanging="227"/>
+        <w:jc w:val="both"/>
+      </w:pPr>
+      <w:r>
+        <w:rPr>
+          <w:b/>
+        </w:rPr>
+        <w:t xml:space="preserve">•  </w:t>
+      </w:r>
+      <w:r>
+        <w:rPr>
+          <w:rFonts w:ascii="Times New Roman" w:hAnsi="Times New Roman"/>
+          <w:sz w:val="24"/>
+        </w:rPr>
+        <w:t xml:space="preserve">Apakah </w:t>
+      </w:r>
+      <w:r>
+        <w:rPr>
+          <w:rFonts w:ascii="Times New Roman" w:hAnsi="Times New Roman"/>
+          <w:i/>
+          <w:sz w:val="24"/>
+        </w:rPr>
+        <w:t>Self-Control</w:t>
+      </w:r>
+      <w:r>
+        <w:rPr>
+          <w:rFonts w:ascii="Times New Roman" w:hAnsi="Times New Roman"/>
+          <w:sz w:val="24"/>
+        </w:rPr>
+        <w:t xml:space="preserve"> memoderasi pengaruh </w:t>
+      </w:r>
+      <w:r>
+        <w:rPr>
+          <w:rFonts w:ascii="Times New Roman" w:hAnsi="Times New Roman"/>
+          <w:i/>
+          <w:sz w:val="24"/>
+        </w:rPr>
+        <w:t>Desire for Completeness</w:t>
+      </w:r>
+      <w:r>
+        <w:rPr>
+          <w:rFonts w:ascii="Times New Roman" w:hAnsi="Times New Roman"/>
+          <w:sz w:val="24"/>
+        </w:rPr>
+        <w:t xml:space="preserve"> terhadap </w:t>
+      </w:r>
+      <w:r>
+        <w:rPr>
+          <w:rFonts w:ascii="Times New Roman" w:hAnsi="Times New Roman"/>
+          <w:i/>
+          <w:sz w:val="24"/>
+        </w:rPr>
+        <w:t>Impulsive Buying</w:t>
+      </w:r>
+      <w:r>
+        <w:rPr>
+          <w:rFonts w:ascii="Times New Roman" w:hAnsi="Times New Roman"/>
+          <w:sz w:val="24"/>
+        </w:rPr>
+        <w:t xml:space="preserve"> booster pack kartu Pokémon TCG?</w:t>
+      </w:r>
+    </w:p>
+    <w:p>
+      <w:pPr>
+        <w:spacing w:before="0" w:after="40" w:line="360" w:lineRule="auto"/>
+        <w:ind w:left="709" w:hanging="227"/>
+        <w:jc w:val="both"/>
+      </w:pPr>
+      <w:r>
+        <w:rPr>
+          <w:b/>
+        </w:rPr>
+        <w:t xml:space="preserve">•  </w:t>
+      </w:r>
+      <w:r>
+        <w:rPr>
+          <w:rFonts w:ascii="Times New Roman" w:hAnsi="Times New Roman"/>
+          <w:sz w:val="24"/>
+        </w:rPr>
+        <w:t xml:space="preserve">Apakah </w:t>
+      </w:r>
+      <w:r>
+        <w:rPr>
+          <w:rFonts w:ascii="Times New Roman" w:hAnsi="Times New Roman"/>
+          <w:i/>
+          <w:sz w:val="24"/>
+        </w:rPr>
+        <w:t>Self-Control</w:t>
+      </w:r>
+      <w:r>
+        <w:rPr>
+          <w:rFonts w:ascii="Times New Roman" w:hAnsi="Times New Roman"/>
+          <w:sz w:val="24"/>
+        </w:rPr>
+        <w:t xml:space="preserve"> memoderasi pengaruh </w:t>
+      </w:r>
+      <w:r>
+        <w:rPr>
+          <w:rFonts w:ascii="Times New Roman" w:hAnsi="Times New Roman"/>
+          <w:i/>
+          <w:sz w:val="24"/>
+        </w:rPr>
+        <w:t>Speculative Motive</w:t>
+      </w:r>
+      <w:r>
+        <w:rPr>
+          <w:rFonts w:ascii="Times New Roman" w:hAnsi="Times New Roman"/>
+          <w:sz w:val="24"/>
+        </w:rPr>
+        <w:t xml:space="preserve"> terhadap </w:t>
+      </w:r>
+      <w:r>
+        <w:rPr>
+          <w:rFonts w:ascii="Times New Roman" w:hAnsi="Times New Roman"/>
+          <w:i/>
+          <w:sz w:val="24"/>
+        </w:rPr>
+        <w:t>Impulsive Buying</w:t>
+      </w:r>
+      <w:r>
+        <w:rPr>
+          <w:rFonts w:ascii="Times New Roman" w:hAnsi="Times New Roman"/>
+          <w:sz w:val="24"/>
+        </w:rPr>
+        <w:t xml:space="preserve"> booster pack kartu Pokémon TCG?</w:t>
+      </w:r>
+    </w:p>
+    <w:p>
+      <w:pPr>
+        <w:pStyle w:val="Heading2"/>
         <w:keepNext/>
         <w:spacing w:before="240" w:after="120" w:line="360" w:lineRule="auto"/>
         <w:ind w:firstLine="0"/>
         <w:jc w:val="left"/>
+        <w:outlineLvl w:val="1"/>
       </w:pPr>
       <w:r>
         <w:rPr>
           <w:rFonts w:ascii="Times New Roman" w:hAnsi="Times New Roman"/>
           <w:b/>
+          <w:color w:val="000000"/>
           <w:sz w:val="24"/>
         </w:rPr>
         <w:t>1.3 Tujuan Penelitian</w:t>
@@ -5786,15 +6039,213 @@
     </w:p>
     <w:p>
       <w:pPr>
+        <w:spacing w:before="0" w:after="40" w:line="360" w:lineRule="auto"/>
+        <w:ind w:left="709" w:hanging="227"/>
+        <w:jc w:val="both"/>
+      </w:pPr>
+      <w:r>
+        <w:rPr>
+          <w:b/>
+        </w:rPr>
+        <w:t xml:space="preserve">•  </w:t>
+      </w:r>
+      <w:r>
+        <w:rPr>
+          <w:rFonts w:ascii="Times New Roman" w:hAnsi="Times New Roman"/>
+          <w:sz w:val="24"/>
+        </w:rPr>
+        <w:t xml:space="preserve">Untuk menganalisis dan membuktikan secara empiris peran moderasi </w:t>
+      </w:r>
+      <w:r>
+        <w:rPr>
+          <w:rFonts w:ascii="Times New Roman" w:hAnsi="Times New Roman"/>
+          <w:i/>
+          <w:sz w:val="24"/>
+        </w:rPr>
+        <w:t>Self-Control</w:t>
+      </w:r>
+      <w:r>
+        <w:rPr>
+          <w:rFonts w:ascii="Times New Roman" w:hAnsi="Times New Roman"/>
+          <w:sz w:val="24"/>
+        </w:rPr>
+        <w:t xml:space="preserve"> pada pengaruh </w:t>
+      </w:r>
+      <w:r>
+        <w:rPr>
+          <w:rFonts w:ascii="Times New Roman" w:hAnsi="Times New Roman"/>
+          <w:i/>
+          <w:sz w:val="24"/>
+        </w:rPr>
+        <w:t>Hedonic Motivation</w:t>
+      </w:r>
+      <w:r>
+        <w:rPr>
+          <w:rFonts w:ascii="Times New Roman" w:hAnsi="Times New Roman"/>
+          <w:sz w:val="24"/>
+        </w:rPr>
+        <w:t xml:space="preserve"> terhadap </w:t>
+      </w:r>
+      <w:r>
+        <w:rPr>
+          <w:rFonts w:ascii="Times New Roman" w:hAnsi="Times New Roman"/>
+          <w:i/>
+          <w:sz w:val="24"/>
+        </w:rPr>
+        <w:t>Impulsive Buying</w:t>
+      </w:r>
+      <w:r>
+        <w:rPr>
+          <w:rFonts w:ascii="Times New Roman" w:hAnsi="Times New Roman"/>
+          <w:sz w:val="24"/>
+        </w:rPr>
+        <w:t xml:space="preserve"> booster pack kartu Pokémon TCG.</w:t>
+      </w:r>
+    </w:p>
+    <w:p>
+      <w:pPr>
+        <w:spacing w:before="0" w:after="40" w:line="360" w:lineRule="auto"/>
+        <w:ind w:left="709" w:hanging="227"/>
+        <w:jc w:val="both"/>
+      </w:pPr>
+      <w:r>
+        <w:rPr>
+          <w:b/>
+        </w:rPr>
+        <w:t xml:space="preserve">•  </w:t>
+      </w:r>
+      <w:r>
+        <w:rPr>
+          <w:rFonts w:ascii="Times New Roman" w:hAnsi="Times New Roman"/>
+          <w:sz w:val="24"/>
+        </w:rPr>
+        <w:t xml:space="preserve">Untuk menganalisis dan membuktikan secara empiris peran moderasi </w:t>
+      </w:r>
+      <w:r>
+        <w:rPr>
+          <w:rFonts w:ascii="Times New Roman" w:hAnsi="Times New Roman"/>
+          <w:i/>
+          <w:sz w:val="24"/>
+        </w:rPr>
+        <w:t>Self-Control</w:t>
+      </w:r>
+      <w:r>
+        <w:rPr>
+          <w:rFonts w:ascii="Times New Roman" w:hAnsi="Times New Roman"/>
+          <w:sz w:val="24"/>
+        </w:rPr>
+        <w:t xml:space="preserve"> pada pengaruh </w:t>
+      </w:r>
+      <w:r>
+        <w:rPr>
+          <w:rFonts w:ascii="Times New Roman" w:hAnsi="Times New Roman"/>
+          <w:i/>
+          <w:sz w:val="24"/>
+        </w:rPr>
+        <w:t>Desire for Completeness</w:t>
+      </w:r>
+      <w:r>
+        <w:rPr>
+          <w:rFonts w:ascii="Times New Roman" w:hAnsi="Times New Roman"/>
+          <w:sz w:val="24"/>
+        </w:rPr>
+        <w:t xml:space="preserve"> terhadap </w:t>
+      </w:r>
+      <w:r>
+        <w:rPr>
+          <w:rFonts w:ascii="Times New Roman" w:hAnsi="Times New Roman"/>
+          <w:i/>
+          <w:sz w:val="24"/>
+        </w:rPr>
+        <w:t>Impulsive Buying</w:t>
+      </w:r>
+      <w:r>
+        <w:rPr>
+          <w:rFonts w:ascii="Times New Roman" w:hAnsi="Times New Roman"/>
+          <w:sz w:val="24"/>
+        </w:rPr>
+        <w:t xml:space="preserve"> booster pack kartu Pokémon TCG.</w:t>
+      </w:r>
+    </w:p>
+    <w:p>
+      <w:pPr>
+        <w:spacing w:before="0" w:after="40" w:line="360" w:lineRule="auto"/>
+        <w:ind w:left="709" w:hanging="227"/>
+        <w:jc w:val="both"/>
+      </w:pPr>
+      <w:r>
+        <w:rPr>
+          <w:b/>
+        </w:rPr>
+        <w:t xml:space="preserve">•  </w:t>
+      </w:r>
+      <w:r>
+        <w:rPr>
+          <w:rFonts w:ascii="Times New Roman" w:hAnsi="Times New Roman"/>
+          <w:sz w:val="24"/>
+        </w:rPr>
+        <w:t xml:space="preserve">Untuk menganalisis dan membuktikan secara empiris peran moderasi </w:t>
+      </w:r>
+      <w:r>
+        <w:rPr>
+          <w:rFonts w:ascii="Times New Roman" w:hAnsi="Times New Roman"/>
+          <w:i/>
+          <w:sz w:val="24"/>
+        </w:rPr>
+        <w:t>Self-Control</w:t>
+      </w:r>
+      <w:r>
+        <w:rPr>
+          <w:rFonts w:ascii="Times New Roman" w:hAnsi="Times New Roman"/>
+          <w:sz w:val="24"/>
+        </w:rPr>
+        <w:t xml:space="preserve"> pada pengaruh </w:t>
+      </w:r>
+      <w:r>
+        <w:rPr>
+          <w:rFonts w:ascii="Times New Roman" w:hAnsi="Times New Roman"/>
+          <w:i/>
+          <w:sz w:val="24"/>
+        </w:rPr>
+        <w:t>Speculative Motive</w:t>
+      </w:r>
+      <w:r>
+        <w:rPr>
+          <w:rFonts w:ascii="Times New Roman" w:hAnsi="Times New Roman"/>
+          <w:sz w:val="24"/>
+        </w:rPr>
+        <w:t xml:space="preserve"> terhadap </w:t>
+      </w:r>
+      <w:r>
+        <w:rPr>
+          <w:rFonts w:ascii="Times New Roman" w:hAnsi="Times New Roman"/>
+          <w:i/>
+          <w:sz w:val="24"/>
+        </w:rPr>
+        <w:t>Impulsive Buying</w:t>
+      </w:r>
+      <w:r>
+        <w:rPr>
+          <w:rFonts w:ascii="Times New Roman" w:hAnsi="Times New Roman"/>
+          <w:sz w:val="24"/>
+        </w:rPr>
+        <w:t xml:space="preserve"> booster pack kartu Pokémon TCG.</w:t>
+      </w:r>
+    </w:p>
+    <w:p>
+      <w:pPr>
+        <w:pStyle w:val="Heading2"/>
         <w:keepNext/>
         <w:spacing w:before="240" w:after="120" w:line="360" w:lineRule="auto"/>
         <w:ind w:firstLine="0"/>
         <w:jc w:val="left"/>
+        <w:outlineLvl w:val="1"/>
       </w:pPr>
       <w:r>
         <w:rPr>
           <w:rFonts w:ascii="Times New Roman" w:hAnsi="Times New Roman"/>
           <w:b/>
+          <w:color w:val="000000"/>
           <w:sz w:val="24"/>
         </w:rPr>
         <w:t>1.4 Manfaat Penelitian</w:t>
@@ -5816,15 +6267,18 @@
     </w:p>
     <w:p>
       <w:pPr>
+        <w:pStyle w:val="Heading3"/>
         <w:keepNext/>
         <w:spacing w:before="120" w:after="60" w:line="360" w:lineRule="auto"/>
         <w:ind w:firstLine="0"/>
         <w:jc w:val="left"/>
+        <w:outlineLvl w:val="2"/>
       </w:pPr>
       <w:r>
         <w:rPr>
           <w:rFonts w:ascii="Times New Roman" w:hAnsi="Times New Roman"/>
           <w:b/>
+          <w:color w:val="000000"/>
           <w:sz w:val="24"/>
         </w:rPr>
         <w:t>1.4.1 Manfaat Teoritis</w:t>
@@ -5961,15 +6415,18 @@
     </w:p>
     <w:p>
       <w:pPr>
+        <w:pStyle w:val="Heading3"/>
         <w:keepNext/>
         <w:spacing w:before="120" w:after="60" w:line="360" w:lineRule="auto"/>
         <w:ind w:firstLine="0"/>
         <w:jc w:val="left"/>
+        <w:outlineLvl w:val="2"/>
       </w:pPr>
       <w:r>
         <w:rPr>
           <w:rFonts w:ascii="Times New Roman" w:hAnsi="Times New Roman"/>
           <w:b/>
+          <w:color w:val="000000"/>
           <w:sz w:val="24"/>
         </w:rPr>
         <w:t>1.4.2 Manfaat Praktis</w:t>
@@ -6094,14 +6551,18 @@
     </w:p>
     <w:p>
       <w:pPr>
+        <w:pStyle w:val="Heading1"/>
         <w:keepNext/>
         <w:spacing w:before="0" w:after="240" w:line="360" w:lineRule="auto"/>
+        <w:ind w:firstLine="0"/>
         <w:jc w:val="center"/>
+        <w:outlineLvl w:val="0"/>
       </w:pPr>
       <w:r>
         <w:rPr>
           <w:rFonts w:ascii="Times New Roman" w:hAnsi="Times New Roman"/>
           <w:b/>
+          <w:color w:val="000000"/>
           <w:sz w:val="24"/>
         </w:rPr>
         <w:t>BAB 2 KAJIAN PUSTAKA DAN PENGEMBANGAN HIPOTESIS</w:t>
@@ -6109,15 +6570,18 @@
     </w:p>
     <w:p>
       <w:pPr>
+        <w:pStyle w:val="Heading2"/>
         <w:keepNext/>
         <w:spacing w:before="240" w:after="120" w:line="360" w:lineRule="auto"/>
         <w:ind w:firstLine="0"/>
         <w:jc w:val="left"/>
+        <w:outlineLvl w:val="1"/>
       </w:pPr>
       <w:r>
         <w:rPr>
           <w:rFonts w:ascii="Times New Roman" w:hAnsi="Times New Roman"/>
           <w:b/>
+          <w:color w:val="000000"/>
           <w:sz w:val="24"/>
         </w:rPr>
         <w:t>2.1 Landasan Teori</w:t>
@@ -6125,15 +6589,18 @@
     </w:p>
     <w:p>
       <w:pPr>
+        <w:pStyle w:val="Heading3"/>
         <w:keepNext/>
         <w:spacing w:before="120" w:after="60" w:line="360" w:lineRule="auto"/>
         <w:ind w:firstLine="0"/>
         <w:jc w:val="left"/>
+        <w:outlineLvl w:val="2"/>
       </w:pPr>
       <w:r>
         <w:rPr>
           <w:rFonts w:ascii="Times New Roman" w:hAnsi="Times New Roman"/>
           <w:b/>
+          <w:color w:val="000000"/>
           <w:sz w:val="24"/>
         </w:rPr>
         <w:t>2.1.1 Grand Theory: Keuangan Perilaku (*Behavioral Finance*)</w:t>
@@ -6453,15 +6920,18 @@
     </w:p>
     <w:p>
       <w:pPr>
+        <w:pStyle w:val="Heading3"/>
         <w:keepNext/>
         <w:spacing w:before="120" w:after="60" w:line="360" w:lineRule="auto"/>
         <w:ind w:firstLine="0"/>
         <w:jc w:val="left"/>
+        <w:outlineLvl w:val="2"/>
       </w:pPr>
       <w:r>
         <w:rPr>
           <w:rFonts w:ascii="Times New Roman" w:hAnsi="Times New Roman"/>
           <w:b/>
+          <w:color w:val="000000"/>
           <w:sz w:val="24"/>
         </w:rPr>
         <w:t>2.1.2 Supporting Theory: Teori *Stimulus-Organism-Response* (S-O-R)</w:t>
@@ -6732,15 +7202,18 @@
     </w:p>
     <w:p>
       <w:pPr>
+        <w:pStyle w:val="Heading3"/>
         <w:keepNext/>
         <w:spacing w:before="120" w:after="60" w:line="360" w:lineRule="auto"/>
         <w:ind w:firstLine="0"/>
         <w:jc w:val="left"/>
+        <w:outlineLvl w:val="2"/>
       </w:pPr>
       <w:r>
         <w:rPr>
           <w:rFonts w:ascii="Times New Roman" w:hAnsi="Times New Roman"/>
           <w:b/>
+          <w:color w:val="000000"/>
           <w:sz w:val="24"/>
         </w:rPr>
         <w:t>2.1.3 Supporting Theory: Psikologi Kolektor dan *The “Completing the Set” Effect*</w:t>
@@ -6853,15 +7326,18 @@
     </w:p>
     <w:p>
       <w:pPr>
+        <w:pStyle w:val="Heading3"/>
         <w:keepNext/>
         <w:spacing w:before="120" w:after="60" w:line="360" w:lineRule="auto"/>
         <w:ind w:firstLine="0"/>
         <w:jc w:val="left"/>
+        <w:outlineLvl w:val="2"/>
       </w:pPr>
       <w:r>
         <w:rPr>
           <w:rFonts w:ascii="Times New Roman" w:hAnsi="Times New Roman"/>
           <w:b/>
+          <w:color w:val="000000"/>
           <w:sz w:val="24"/>
         </w:rPr>
         <w:t>2.1.4 Supporting Theory: Teori Regulasi Diri (*Self-Regulation Theory*)</w:t>
@@ -6913,15 +7389,18 @@
     </w:p>
     <w:p>
       <w:pPr>
+        <w:pStyle w:val="Heading2"/>
         <w:keepNext/>
         <w:spacing w:before="240" w:after="120" w:line="360" w:lineRule="auto"/>
         <w:ind w:firstLine="0"/>
         <w:jc w:val="left"/>
+        <w:outlineLvl w:val="1"/>
       </w:pPr>
       <w:r>
         <w:rPr>
           <w:rFonts w:ascii="Times New Roman" w:hAnsi="Times New Roman"/>
           <w:b/>
+          <w:color w:val="000000"/>
           <w:sz w:val="24"/>
         </w:rPr>
         <w:t>2.2 Kajian Variabel Penelitian</w:t>
@@ -6929,15 +7408,18 @@
     </w:p>
     <w:p>
       <w:pPr>
+        <w:pStyle w:val="Heading3"/>
         <w:keepNext/>
         <w:spacing w:before="120" w:after="60" w:line="360" w:lineRule="auto"/>
         <w:ind w:firstLine="0"/>
         <w:jc w:val="left"/>
+        <w:outlineLvl w:val="2"/>
       </w:pPr>
       <w:r>
         <w:rPr>
           <w:rFonts w:ascii="Times New Roman" w:hAnsi="Times New Roman"/>
           <w:b/>
+          <w:color w:val="000000"/>
           <w:sz w:val="24"/>
         </w:rPr>
         <w:t>2.2.1 Variabel Dependen ($Y$): *Impulsive Buying* (Pembelian Impulsif)</w:t>
@@ -6959,15 +7441,18 @@
     </w:p>
     <w:p>
       <w:pPr>
+        <w:pStyle w:val="Heading3"/>
         <w:keepNext/>
         <w:spacing w:before="120" w:after="60" w:line="360" w:lineRule="auto"/>
         <w:ind w:firstLine="0"/>
         <w:jc w:val="left"/>
+        <w:outlineLvl w:val="2"/>
       </w:pPr>
       <w:r>
         <w:rPr>
           <w:rFonts w:ascii="Times New Roman" w:hAnsi="Times New Roman"/>
           <w:b/>
+          <w:color w:val="000000"/>
           <w:sz w:val="24"/>
         </w:rPr>
         <w:t>2.2.2 Variabel Independen ($X_1$): *Hedonic Motivation* (Motivasi Hedonis)</w:t>
@@ -7034,15 +7519,18 @@
     </w:p>
     <w:p>
       <w:pPr>
+        <w:pStyle w:val="Heading3"/>
         <w:keepNext/>
         <w:spacing w:before="120" w:after="60" w:line="360" w:lineRule="auto"/>
         <w:ind w:firstLine="0"/>
         <w:jc w:val="left"/>
+        <w:outlineLvl w:val="2"/>
       </w:pPr>
       <w:r>
         <w:rPr>
           <w:rFonts w:ascii="Times New Roman" w:hAnsi="Times New Roman"/>
           <w:b/>
+          <w:color w:val="000000"/>
           <w:sz w:val="24"/>
         </w:rPr>
         <w:t>2.2.3 Variabel Independen ($X_2$): *Desire for Completeness* (Hasrat Kelengkapan Koleksi)</w:t>
@@ -7132,15 +7620,18 @@
     </w:p>
     <w:p>
       <w:pPr>
+        <w:pStyle w:val="Heading3"/>
         <w:keepNext/>
         <w:spacing w:before="120" w:after="60" w:line="360" w:lineRule="auto"/>
         <w:ind w:firstLine="0"/>
         <w:jc w:val="left"/>
+        <w:outlineLvl w:val="2"/>
       </w:pPr>
       <w:r>
         <w:rPr>
           <w:rFonts w:ascii="Times New Roman" w:hAnsi="Times New Roman"/>
           <w:b/>
+          <w:color w:val="000000"/>
           <w:sz w:val="24"/>
         </w:rPr>
         <w:t>2.2.4 Variabel Independen ($X_3$): *Speculative Motive* (Motif Spekulasi Finansial)</w:t>
@@ -7281,15 +7772,18 @@
     </w:p>
     <w:p>
       <w:pPr>
+        <w:pStyle w:val="Heading3"/>
         <w:keepNext/>
         <w:spacing w:before="120" w:after="60" w:line="360" w:lineRule="auto"/>
         <w:ind w:firstLine="0"/>
         <w:jc w:val="left"/>
+        <w:outlineLvl w:val="2"/>
       </w:pPr>
       <w:r>
         <w:rPr>
           <w:rFonts w:ascii="Times New Roman" w:hAnsi="Times New Roman"/>
           <w:b/>
+          <w:color w:val="000000"/>
           <w:sz w:val="24"/>
         </w:rPr>
         <w:t>2.2.5 Variabel Moderasi ($M$): *Self-Control* (Kontrol Diri)</w:t>
@@ -7356,15 +7850,18 @@
     </w:p>
     <w:p>
       <w:pPr>
+        <w:pStyle w:val="Heading2"/>
         <w:keepNext/>
         <w:spacing w:before="240" w:after="120" w:line="360" w:lineRule="auto"/>
         <w:ind w:firstLine="0"/>
         <w:jc w:val="left"/>
+        <w:outlineLvl w:val="1"/>
       </w:pPr>
       <w:r>
         <w:rPr>
           <w:rFonts w:ascii="Times New Roman" w:hAnsi="Times New Roman"/>
           <w:b/>
+          <w:color w:val="000000"/>
           <w:sz w:val="24"/>
         </w:rPr>
         <w:t>2.3 Penelitian Sebelumnya</w:t>
@@ -9104,15 +9601,18 @@
     </w:p>
     <w:p>
       <w:pPr>
+        <w:pStyle w:val="Heading2"/>
         <w:keepNext/>
         <w:spacing w:before="240" w:after="120" w:line="360" w:lineRule="auto"/>
         <w:ind w:firstLine="0"/>
         <w:jc w:val="left"/>
+        <w:outlineLvl w:val="1"/>
       </w:pPr>
       <w:r>
         <w:rPr>
           <w:rFonts w:ascii="Times New Roman" w:hAnsi="Times New Roman"/>
           <w:b/>
+          <w:color w:val="000000"/>
           <w:sz w:val="24"/>
         </w:rPr>
         <w:t>2.4 Pengembangan Hipotesis</w:t>
@@ -9120,15 +9620,18 @@
     </w:p>
     <w:p>
       <w:pPr>
+        <w:pStyle w:val="Heading3"/>
         <w:keepNext/>
         <w:spacing w:before="120" w:after="60" w:line="360" w:lineRule="auto"/>
         <w:ind w:firstLine="0"/>
         <w:jc w:val="left"/>
+        <w:outlineLvl w:val="2"/>
       </w:pPr>
       <w:r>
         <w:rPr>
           <w:rFonts w:ascii="Times New Roman" w:hAnsi="Times New Roman"/>
           <w:b/>
+          <w:color w:val="000000"/>
           <w:sz w:val="24"/>
         </w:rPr>
         <w:t>2.4.1 Pengaruh *Hedonic Motivation* terhadap *Impulsive Buying*</w:t>
@@ -9262,15 +9765,18 @@
     </w:p>
     <w:p>
       <w:pPr>
+        <w:pStyle w:val="Heading3"/>
         <w:keepNext/>
         <w:spacing w:before="120" w:after="60" w:line="360" w:lineRule="auto"/>
         <w:ind w:firstLine="0"/>
         <w:jc w:val="left"/>
+        <w:outlineLvl w:val="2"/>
       </w:pPr>
       <w:r>
         <w:rPr>
           <w:rFonts w:ascii="Times New Roman" w:hAnsi="Times New Roman"/>
           <w:b/>
+          <w:color w:val="000000"/>
           <w:sz w:val="24"/>
         </w:rPr>
         <w:t>2.4.2 Pengaruh *Desire for Completeness* terhadap *Impulsive Buying*</w:t>
@@ -9479,15 +9985,18 @@
     </w:p>
     <w:p>
       <w:pPr>
+        <w:pStyle w:val="Heading3"/>
         <w:keepNext/>
         <w:spacing w:before="120" w:after="60" w:line="360" w:lineRule="auto"/>
         <w:ind w:firstLine="0"/>
         <w:jc w:val="left"/>
+        <w:outlineLvl w:val="2"/>
       </w:pPr>
       <w:r>
         <w:rPr>
           <w:rFonts w:ascii="Times New Roman" w:hAnsi="Times New Roman"/>
           <w:b/>
+          <w:color w:val="000000"/>
           <w:sz w:val="24"/>
         </w:rPr>
         <w:t>2.4.3 Pengaruh *Speculative Motive* terhadap *Impulsive Buying*</w:t>
@@ -9726,15 +10235,18 @@
     </w:p>
     <w:p>
       <w:pPr>
+        <w:pStyle w:val="Heading3"/>
         <w:keepNext/>
         <w:spacing w:before="120" w:after="60" w:line="360" w:lineRule="auto"/>
         <w:ind w:firstLine="0"/>
         <w:jc w:val="left"/>
+        <w:outlineLvl w:val="2"/>
       </w:pPr>
       <w:r>
         <w:rPr>
           <w:rFonts w:ascii="Times New Roman" w:hAnsi="Times New Roman"/>
           <w:b/>
+          <w:color w:val="000000"/>
           <w:sz w:val="24"/>
         </w:rPr>
         <w:t>2.4.4 Pengaruh Moderasi *Self-Control* terhadap Hubungan *Hedonic Motivation* dan *Impulsive Buying*</w:t>
@@ -9913,15 +10425,18 @@
     </w:p>
     <w:p>
       <w:pPr>
+        <w:pStyle w:val="Heading3"/>
         <w:keepNext/>
         <w:spacing w:before="120" w:after="60" w:line="360" w:lineRule="auto"/>
         <w:ind w:firstLine="0"/>
         <w:jc w:val="left"/>
+        <w:outlineLvl w:val="2"/>
       </w:pPr>
       <w:r>
         <w:rPr>
           <w:rFonts w:ascii="Times New Roman" w:hAnsi="Times New Roman"/>
           <w:b/>
+          <w:color w:val="000000"/>
           <w:sz w:val="24"/>
         </w:rPr>
         <w:t>2.4.5 Pengaruh Moderasi *Self-Control* terhadap Hubungan *Desire for Completeness* dan *Impulsive Buying*</w:t>
@@ -10055,15 +10570,18 @@
     </w:p>
     <w:p>
       <w:pPr>
+        <w:pStyle w:val="Heading3"/>
         <w:keepNext/>
         <w:spacing w:before="120" w:after="60" w:line="360" w:lineRule="auto"/>
         <w:ind w:firstLine="0"/>
         <w:jc w:val="left"/>
+        <w:outlineLvl w:val="2"/>
       </w:pPr>
       <w:r>
         <w:rPr>
           <w:rFonts w:ascii="Times New Roman" w:hAnsi="Times New Roman"/>
           <w:b/>
+          <w:color w:val="000000"/>
           <w:sz w:val="24"/>
         </w:rPr>
         <w:t>2.4.6 Pengaruh Moderasi *Self-Control* terhadap Hubungan *Speculative Motive* dan *Impulsive Buying*</w:t>
@@ -10182,15 +10700,18 @@
     </w:p>
     <w:p>
       <w:pPr>
+        <w:pStyle w:val="Heading2"/>
         <w:keepNext/>
         <w:spacing w:before="240" w:after="120" w:line="360" w:lineRule="auto"/>
         <w:ind w:firstLine="0"/>
         <w:jc w:val="left"/>
+        <w:outlineLvl w:val="1"/>
       </w:pPr>
       <w:r>
         <w:rPr>
           <w:rFonts w:ascii="Times New Roman" w:hAnsi="Times New Roman"/>
           <w:b/>
+          <w:color w:val="000000"/>
           <w:sz w:val="24"/>
         </w:rPr>
         <w:t>2.5 Rerangka Penelitian</w:t>
@@ -10219,7 +10740,7 @@
       <w:r>
         <w:drawing>
           <wp:inline xmlns:a="http://schemas.openxmlformats.org/drawingml/2006/main" xmlns:pic="http://schemas.openxmlformats.org/drawingml/2006/picture">
-            <wp:extent cx="5040000" cy="2277722"/>
+            <wp:extent cx="5040000" cy="2753704"/>
             <wp:docPr id="1" name="Picture 1"/>
             <wp:cNvGraphicFramePr>
               <a:graphicFrameLocks noChangeAspect="1"/>
@@ -10240,7 +10761,7 @@
                   <pic:spPr>
                     <a:xfrm>
                       <a:off x="0" y="0"/>
-                      <a:ext cx="5040000" cy="2277722"/>
+                      <a:ext cx="5040000" cy="2753704"/>
                     </a:xfrm>
                     <a:prstGeom prst="rect"/>
                   </pic:spPr>
@@ -10285,14 +10806,18 @@
     </w:p>
     <w:p>
       <w:pPr>
+        <w:pStyle w:val="Heading1"/>
         <w:keepNext/>
         <w:spacing w:before="0" w:after="240" w:line="360" w:lineRule="auto"/>
+        <w:ind w:firstLine="0"/>
         <w:jc w:val="center"/>
+        <w:outlineLvl w:val="0"/>
       </w:pPr>
       <w:r>
         <w:rPr>
           <w:rFonts w:ascii="Times New Roman" w:hAnsi="Times New Roman"/>
           <w:b/>
+          <w:color w:val="000000"/>
           <w:sz w:val="24"/>
         </w:rPr>
         <w:t>BAB 3 METODE PENELITIAN</w:t>
@@ -10300,15 +10825,18 @@
     </w:p>
     <w:p>
       <w:pPr>
+        <w:pStyle w:val="Heading2"/>
         <w:keepNext/>
         <w:spacing w:before="240" w:after="120" w:line="360" w:lineRule="auto"/>
         <w:ind w:firstLine="0"/>
         <w:jc w:val="left"/>
+        <w:outlineLvl w:val="1"/>
       </w:pPr>
       <w:r>
         <w:rPr>
           <w:rFonts w:ascii="Times New Roman" w:hAnsi="Times New Roman"/>
           <w:b/>
+          <w:color w:val="000000"/>
           <w:sz w:val="24"/>
         </w:rPr>
         <w:t>3.1 Jenis dan Sumber Data</w:t>
@@ -10954,15 +11482,18 @@
     </w:p>
     <w:p>
       <w:pPr>
+        <w:pStyle w:val="Heading3"/>
         <w:keepNext/>
         <w:spacing w:before="120" w:after="60" w:line="360" w:lineRule="auto"/>
         <w:ind w:firstLine="0"/>
         <w:jc w:val="left"/>
+        <w:outlineLvl w:val="2"/>
       </w:pPr>
       <w:r>
         <w:rPr>
           <w:rFonts w:ascii="Times New Roman" w:hAnsi="Times New Roman"/>
           <w:b/>
+          <w:color w:val="000000"/>
           <w:sz w:val="24"/>
         </w:rPr>
         <w:t>3.1.1 Batasan Penelitian dan Ruang Lingkup Operasional</w:t>
@@ -11278,15 +11809,18 @@
     </w:p>
     <w:p>
       <w:pPr>
+        <w:pStyle w:val="Heading2"/>
         <w:keepNext/>
         <w:spacing w:before="240" w:after="120" w:line="360" w:lineRule="auto"/>
         <w:ind w:firstLine="0"/>
         <w:jc w:val="left"/>
+        <w:outlineLvl w:val="1"/>
       </w:pPr>
       <w:r>
         <w:rPr>
           <w:rFonts w:ascii="Times New Roman" w:hAnsi="Times New Roman"/>
           <w:b/>
+          <w:color w:val="000000"/>
           <w:sz w:val="24"/>
         </w:rPr>
         <w:t>3.2 Populasi dan Sampel</w:t>
@@ -11294,15 +11828,18 @@
     </w:p>
     <w:p>
       <w:pPr>
+        <w:pStyle w:val="Heading3"/>
         <w:keepNext/>
         <w:spacing w:before="120" w:after="60" w:line="360" w:lineRule="auto"/>
         <w:ind w:firstLine="0"/>
         <w:jc w:val="left"/>
+        <w:outlineLvl w:val="2"/>
       </w:pPr>
       <w:r>
         <w:rPr>
           <w:rFonts w:ascii="Times New Roman" w:hAnsi="Times New Roman"/>
           <w:b/>
+          <w:color w:val="000000"/>
           <w:sz w:val="24"/>
         </w:rPr>
         <w:t>3.2.1 Populasi dan Identifikasi Sumber Komunitas</w:t>
@@ -11482,15 +12019,18 @@
     </w:p>
     <w:p>
       <w:pPr>
+        <w:pStyle w:val="Heading3"/>
         <w:keepNext/>
         <w:spacing w:before="120" w:after="60" w:line="360" w:lineRule="auto"/>
         <w:ind w:firstLine="0"/>
         <w:jc w:val="left"/>
+        <w:outlineLvl w:val="2"/>
       </w:pPr>
       <w:r>
         <w:rPr>
           <w:rFonts w:ascii="Times New Roman" w:hAnsi="Times New Roman"/>
           <w:b/>
+          <w:color w:val="000000"/>
           <w:sz w:val="24"/>
         </w:rPr>
         <w:t>3.2.2 Sampel dan Justifikasi Kriteria Inklusi</w:t>
@@ -11752,15 +12292,18 @@
     </w:p>
     <w:p>
       <w:pPr>
+        <w:pStyle w:val="Heading3"/>
         <w:keepNext/>
         <w:spacing w:before="120" w:after="60" w:line="360" w:lineRule="auto"/>
         <w:ind w:firstLine="0"/>
         <w:jc w:val="left"/>
+        <w:outlineLvl w:val="2"/>
       </w:pPr>
       <w:r>
         <w:rPr>
           <w:rFonts w:ascii="Times New Roman" w:hAnsi="Times New Roman"/>
           <w:b/>
+          <w:color w:val="000000"/>
           <w:sz w:val="24"/>
         </w:rPr>
         <w:t>3.2.3 Penentuan Ukuran Sampel</w:t>
@@ -11996,15 +12539,18 @@
     </w:p>
     <w:p>
       <w:pPr>
+        <w:pStyle w:val="Heading3"/>
         <w:keepNext/>
         <w:spacing w:before="120" w:after="60" w:line="360" w:lineRule="auto"/>
         <w:ind w:firstLine="0"/>
         <w:jc w:val="left"/>
+        <w:outlineLvl w:val="2"/>
       </w:pPr>
       <w:r>
         <w:rPr>
           <w:rFonts w:ascii="Times New Roman" w:hAnsi="Times New Roman"/>
           <w:b/>
+          <w:color w:val="000000"/>
           <w:sz w:val="24"/>
         </w:rPr>
         <w:t>3.2.4 Justifikasi Komparatif Pemilihan Teknik Sampling</w:t>
@@ -12238,15 +12784,18 @@
     </w:p>
     <w:p>
       <w:pPr>
+        <w:pStyle w:val="Heading2"/>
         <w:keepNext/>
         <w:spacing w:before="240" w:after="120" w:line="360" w:lineRule="auto"/>
         <w:ind w:firstLine="0"/>
         <w:jc w:val="left"/>
+        <w:outlineLvl w:val="1"/>
       </w:pPr>
       <w:r>
         <w:rPr>
           <w:rFonts w:ascii="Times New Roman" w:hAnsi="Times New Roman"/>
           <w:b/>
+          <w:color w:val="000000"/>
           <w:sz w:val="24"/>
         </w:rPr>
         <w:t>3.3 Model Penelitian</w:t>
@@ -12915,15 +13464,18 @@
     </w:p>
     <w:p>
       <w:pPr>
+        <w:pStyle w:val="Heading2"/>
         <w:keepNext/>
         <w:spacing w:before="240" w:after="120" w:line="360" w:lineRule="auto"/>
         <w:ind w:firstLine="0"/>
         <w:jc w:val="left"/>
+        <w:outlineLvl w:val="1"/>
       </w:pPr>
       <w:r>
         <w:rPr>
           <w:rFonts w:ascii="Times New Roman" w:hAnsi="Times New Roman"/>
           <w:b/>
+          <w:color w:val="000000"/>
           <w:sz w:val="24"/>
         </w:rPr>
         <w:t>3.4 Operasionalisasi Variabel</w:t>
@@ -16572,15 +17124,18 @@
     </w:p>
     <w:p>
       <w:pPr>
+        <w:pStyle w:val="Heading2"/>
         <w:keepNext/>
         <w:spacing w:before="240" w:after="120" w:line="360" w:lineRule="auto"/>
         <w:ind w:firstLine="0"/>
         <w:jc w:val="left"/>
+        <w:outlineLvl w:val="1"/>
       </w:pPr>
       <w:r>
         <w:rPr>
           <w:rFonts w:ascii="Times New Roman" w:hAnsi="Times New Roman"/>
           <w:b/>
+          <w:color w:val="000000"/>
           <w:sz w:val="24"/>
         </w:rPr>
         <w:t>3.5 Metode Analisis Data</w:t>
@@ -16588,15 +17143,18 @@
     </w:p>
     <w:p>
       <w:pPr>
+        <w:pStyle w:val="Heading3"/>
         <w:keepNext/>
         <w:spacing w:before="120" w:after="60" w:line="360" w:lineRule="auto"/>
         <w:ind w:firstLine="0"/>
         <w:jc w:val="left"/>
+        <w:outlineLvl w:val="2"/>
       </w:pPr>
       <w:r>
         <w:rPr>
           <w:rFonts w:ascii="Times New Roman" w:hAnsi="Times New Roman"/>
           <w:b/>
+          <w:color w:val="000000"/>
           <w:sz w:val="24"/>
         </w:rPr>
         <w:t>3.5.1 Justifikasi Komparatif Pemilihan Metode Analisis</w:t>
@@ -16857,15 +17415,18 @@
     </w:p>
     <w:p>
       <w:pPr>
+        <w:pStyle w:val="Heading3"/>
         <w:keepNext/>
         <w:spacing w:before="120" w:after="60" w:line="360" w:lineRule="auto"/>
         <w:ind w:firstLine="0"/>
         <w:jc w:val="left"/>
+        <w:outlineLvl w:val="2"/>
       </w:pPr>
       <w:r>
         <w:rPr>
           <w:rFonts w:ascii="Times New Roman" w:hAnsi="Times New Roman"/>
           <w:b/>
+          <w:color w:val="000000"/>
           <w:sz w:val="24"/>
         </w:rPr>
         <w:t>3.5.2 Uji Kualitas Data (Validitas dan Reliabilitas)</w:t>
@@ -16974,15 +17535,18 @@
     </w:p>
     <w:p>
       <w:pPr>
+        <w:pStyle w:val="Heading3"/>
         <w:keepNext/>
         <w:spacing w:before="120" w:after="60" w:line="360" w:lineRule="auto"/>
         <w:ind w:firstLine="0"/>
         <w:jc w:val="left"/>
+        <w:outlineLvl w:val="2"/>
       </w:pPr>
       <w:r>
         <w:rPr>
           <w:rFonts w:ascii="Times New Roman" w:hAnsi="Times New Roman"/>
           <w:b/>
+          <w:color w:val="000000"/>
           <w:sz w:val="24"/>
         </w:rPr>
         <w:t>3.5.3 Uji Asumsi Klasik</w:t>
@@ -17215,15 +17779,18 @@
     </w:p>
     <w:p>
       <w:pPr>
+        <w:pStyle w:val="Heading3"/>
         <w:keepNext/>
         <w:spacing w:before="120" w:after="60" w:line="360" w:lineRule="auto"/>
         <w:ind w:firstLine="0"/>
         <w:jc w:val="left"/>
+        <w:outlineLvl w:val="2"/>
       </w:pPr>
       <w:r>
         <w:rPr>
           <w:rFonts w:ascii="Times New Roman" w:hAnsi="Times New Roman"/>
           <w:b/>
+          <w:color w:val="000000"/>
           <w:sz w:val="24"/>
         </w:rPr>
         <w:t>3.5.4 Estimasi Regresi Linear Berganda dan MRA</w:t>
@@ -17314,15 +17881,18 @@
     </w:p>
     <w:p>
       <w:pPr>
+        <w:pStyle w:val="Heading3"/>
         <w:keepNext/>
         <w:spacing w:before="120" w:after="60" w:line="360" w:lineRule="auto"/>
         <w:ind w:firstLine="0"/>
         <w:jc w:val="left"/>
+        <w:outlineLvl w:val="2"/>
       </w:pPr>
       <w:r>
         <w:rPr>
           <w:rFonts w:ascii="Times New Roman" w:hAnsi="Times New Roman"/>
           <w:b/>
+          <w:color w:val="000000"/>
           <w:sz w:val="24"/>
         </w:rPr>
         <w:t>3.5.5 Uji Koefisien Determinasi ($R^2$)</w:t>
@@ -17359,15 +17929,18 @@
     </w:p>
     <w:p>
       <w:pPr>
+        <w:pStyle w:val="Heading3"/>
         <w:keepNext/>
         <w:spacing w:before="120" w:after="60" w:line="360" w:lineRule="auto"/>
         <w:ind w:firstLine="0"/>
         <w:jc w:val="left"/>
+        <w:outlineLvl w:val="2"/>
       </w:pPr>
       <w:r>
         <w:rPr>
           <w:rFonts w:ascii="Times New Roman" w:hAnsi="Times New Roman"/>
           <w:b/>
+          <w:color w:val="000000"/>
           <w:sz w:val="24"/>
         </w:rPr>
         <w:t>3.5.6 Uji Hipotesis (Uji t dan Uji F)</w:t>
@@ -17431,15 +18004,18 @@
     </w:p>
     <w:p>
       <w:pPr>
+        <w:pStyle w:val="Heading2"/>
         <w:keepNext/>
         <w:spacing w:before="240" w:after="120" w:line="360" w:lineRule="auto"/>
         <w:ind w:firstLine="0"/>
         <w:jc w:val="left"/>
+        <w:outlineLvl w:val="1"/>
       </w:pPr>
       <w:r>
         <w:rPr>
           <w:rFonts w:ascii="Times New Roman" w:hAnsi="Times New Roman"/>
           <w:b/>
+          <w:color w:val="000000"/>
           <w:sz w:val="24"/>
         </w:rPr>
         <w:t>3.6 Diagram Alur Penelitian</w:t>
@@ -17529,15 +18105,18 @@
     </w:p>
     <w:p>
       <w:pPr>
+        <w:pStyle w:val="Heading2"/>
         <w:keepNext/>
         <w:spacing w:before="240" w:after="120" w:line="360" w:lineRule="auto"/>
         <w:ind w:firstLine="0"/>
         <w:jc w:val="left"/>
+        <w:outlineLvl w:val="1"/>
       </w:pPr>
       <w:r>
         <w:rPr>
           <w:rFonts w:ascii="Times New Roman" w:hAnsi="Times New Roman"/>
           <w:b/>
+          <w:color w:val="000000"/>
           <w:sz w:val="24"/>
         </w:rPr>
         <w:t>3.7 Jadwal Pelaksanaan Penelitian</w:t>
@@ -19795,14 +20374,18 @@
     </w:p>
     <w:p>
       <w:pPr>
+        <w:pStyle w:val="Heading1"/>
         <w:keepNext/>
         <w:spacing w:before="0" w:after="240" w:line="360" w:lineRule="auto"/>
+        <w:ind w:firstLine="0"/>
         <w:jc w:val="center"/>
+        <w:outlineLvl w:val="0"/>
       </w:pPr>
       <w:r>
         <w:rPr>
           <w:rFonts w:ascii="Times New Roman" w:hAnsi="Times New Roman"/>
           <w:b/>
+          <w:color w:val="000000"/>
           <w:sz w:val="24"/>
         </w:rPr>
         <w:t>DAFTAR PUSTAKA</w:t>
@@ -21310,12 +21893,24 @@
       <w:rPr>
         <w:rFonts w:ascii="Times New Roman" w:hAnsi="Times New Roman"/>
         <w:b/>
-        <w:color w:val="646464"/>
-        <w:sz w:val="18"/>
+        <w:color w:val="000000"/>
+        <w:sz w:val="20"/>
       </w:rPr>
       <w:t xml:space="preserve">Universitas Kristen Krida Wacana | </w:t>
     </w:r>
-    <w:fldSimple w:instr="PAGE"/>
+    <w:fldSimple w:instr="PAGE">
+      <w:r>
+        <w:rPr>
+          <w:rFonts w:ascii="Times New Roman" w:hAnsi="Times New Roman" w:cs="Times New Roman"/>
+          <w:b/>
+          <w:bCs/>
+          <w:sz w:val="20"/>
+          <w:szCs w:val="20"/>
+          <w:color w:val="000000"/>
+        </w:rPr>
+        <w:t>ii</w:t>
+      </w:r>
+    </w:fldSimple>
   </w:p>
 </w:ftr>
 </file>
@@ -21332,12 +21927,24 @@
       <w:rPr>
         <w:rFonts w:ascii="Times New Roman" w:hAnsi="Times New Roman"/>
         <w:b/>
-        <w:color w:val="646464"/>
-        <w:sz w:val="18"/>
+        <w:color w:val="000000"/>
+        <w:sz w:val="20"/>
       </w:rPr>
       <w:t xml:space="preserve">Universitas Kristen Krida Wacana | </w:t>
     </w:r>
-    <w:fldSimple w:instr="PAGE"/>
+    <w:fldSimple w:instr="PAGE">
+      <w:r>
+        <w:rPr>
+          <w:rFonts w:ascii="Times New Roman" w:hAnsi="Times New Roman" w:cs="Times New Roman"/>
+          <w:b/>
+          <w:bCs/>
+          <w:sz w:val="20"/>
+          <w:szCs w:val="20"/>
+          <w:color w:val="000000"/>
+        </w:rPr>
+        <w:t>1</w:t>
+      </w:r>
+    </w:fldSimple>
   </w:p>
 </w:ftr>
 </file>
@@ -21725,6 +22332,11 @@
     <w:name w:val="Normal"/>
     <w:qFormat/>
     <w:rsid w:val="00FC693F"/>
+    <w:rPr>
+      <w:rFonts w:ascii="Times New Roman" w:hAnsi="Times New Roman"/>
+      <w:color w:val="000000"/>
+      <w:sz w:val="24"/>
+    </w:rPr>
   </w:style>
   <w:style w:type="paragraph" w:styleId="Header">
     <w:name w:val="header"/>
@@ -21761,7 +22373,14 @@
         <w:tab w:val="right" w:pos="9360"/>
       </w:tabs>
       <w:spacing w:after="0" w:line="240" w:lineRule="auto"/>
+      <w:jc w:val="right"/>
     </w:pPr>
+    <w:rPr>
+      <w:rFonts w:ascii="Times New Roman" w:hAnsi="Times New Roman"/>
+      <w:b/>
+      <w:color w:val="000000"/>
+      <w:sz w:val="20"/>
+    </w:rPr>
   </w:style>
   <w:style w:type="character" w:customStyle="1" w:styleId="FooterChar">
     <w:name w:val="Footer Char"/>
@@ -21781,15 +22400,17 @@
     <w:pPr>
       <w:keepNext/>
       <w:keepLines/>
-      <w:spacing w:before="480" w:after="0"/>
+      <w:spacing w:before="0" w:after="240" w:line="360" w:lineRule="auto"/>
+      <w:ind w:firstLine="0"/>
+      <w:jc w:val="center"/>
       <w:outlineLvl w:val="0"/>
     </w:pPr>
     <w:rPr>
-      <w:rFonts w:asciiTheme="majorHAnsi" w:eastAsiaTheme="majorEastAsia" w:hAnsiTheme="majorHAnsi" w:cstheme="majorBidi"/>
+      <w:rFonts w:asciiTheme="majorHAnsi" w:eastAsiaTheme="majorEastAsia" w:hAnsiTheme="majorHAnsi" w:cstheme="majorBidi" w:ascii="Times New Roman" w:hAnsi="Times New Roman"/>
       <w:b/>
       <w:bCs/>
-      <w:color w:val="365F91" w:themeColor="accent1" w:themeShade="BF"/>
-      <w:sz w:val="28"/>
+      <w:color w:val="000000"/>
+      <w:sz w:val="24"/>
       <w:szCs w:val="28"/>
     </w:rPr>
   </w:style>
@@ -21805,15 +22426,17 @@
     <w:pPr>
       <w:keepNext/>
       <w:keepLines/>
-      <w:spacing w:before="200" w:after="0"/>
+      <w:spacing w:before="240" w:after="120" w:line="360" w:lineRule="auto"/>
+      <w:ind w:firstLine="0"/>
+      <w:jc w:val="left"/>
       <w:outlineLvl w:val="1"/>
     </w:pPr>
     <w:rPr>
-      <w:rFonts w:asciiTheme="majorHAnsi" w:eastAsiaTheme="majorEastAsia" w:hAnsiTheme="majorHAnsi" w:cstheme="majorBidi"/>
+      <w:rFonts w:asciiTheme="majorHAnsi" w:eastAsiaTheme="majorEastAsia" w:hAnsiTheme="majorHAnsi" w:cstheme="majorBidi" w:ascii="Times New Roman" w:hAnsi="Times New Roman"/>
       <w:b/>
       <w:bCs/>
-      <w:color w:val="4F81BD" w:themeColor="accent1"/>
-      <w:sz w:val="26"/>
+      <w:color w:val="000000"/>
+      <w:sz w:val="24"/>
       <w:szCs w:val="26"/>
     </w:rPr>
   </w:style>
@@ -21829,14 +22452,17 @@
     <w:pPr>
       <w:keepNext/>
       <w:keepLines/>
-      <w:spacing w:before="200" w:after="0"/>
+      <w:spacing w:before="120" w:after="60" w:line="360" w:lineRule="auto"/>
+      <w:ind w:firstLine="0"/>
+      <w:jc w:val="left"/>
       <w:outlineLvl w:val="2"/>
     </w:pPr>
     <w:rPr>
-      <w:rFonts w:asciiTheme="majorHAnsi" w:eastAsiaTheme="majorEastAsia" w:hAnsiTheme="majorHAnsi" w:cstheme="majorBidi"/>
+      <w:rFonts w:asciiTheme="majorHAnsi" w:eastAsiaTheme="majorEastAsia" w:hAnsiTheme="majorHAnsi" w:cstheme="majorBidi" w:ascii="Times New Roman" w:hAnsi="Times New Roman"/>
       <w:b/>
       <w:bCs/>
-      <w:color w:val="4F81BD" w:themeColor="accent1"/>
+      <w:color w:val="000000"/>
+      <w:sz w:val="24"/>
     </w:rPr>
   </w:style>
   <w:style w:type="paragraph" w:styleId="Heading4">
